--- a/docs/deliverables/진행보고서_2_실DB전환_배포.docx
+++ b/docs/deliverables/진행보고서_2_실DB전환_배포.docx
@@ -374,7 +374,7 @@
                 <w:sz w:val="18"/>
                 <w:szCs w:val="18"/>
               </w:rPr>
-              <w:t xml:space="preserve">2026-10-22</w:t>
+              <w:t xml:space="preserve">2026-10-23</w:t>
             </w:r>
           </w:p>
         </w:tc>
